--- a/335815247/Learning Management System LMS among University/Learning Management System LMS among University_gist.docx
+++ b/335815247/Learning Management System LMS among University/Learning Management System LMS among University_gist.docx
@@ -3,36 +3,399 @@
 <w:document xmlns:wpc="http://schemas.microsoft.com/office/word/2010/wordprocessingCanvas" xmlns:cx="http://schemas.microsoft.com/office/drawing/2014/chartex" xmlns:cx1="http://schemas.microsoft.com/office/drawing/2015/9/8/chartex" xmlns:cx2="http://schemas.microsoft.com/office/drawing/2015/10/21/chartex" xmlns:cx3="http://schemas.microsoft.com/office/drawing/2016/5/9/chartex" xmlns:cx4="http://schemas.microsoft.com/office/drawing/2016/5/10/chartex" xmlns:cx5="http://schemas.microsoft.com/office/drawing/2016/5/11/chartex" xmlns:cx6="http://schemas.microsoft.com/office/drawing/2016/5/12/chartex" xmlns:cx7="http://schemas.microsoft.com/office/drawing/2016/5/13/chartex" xmlns:cx8="http://schemas.microsoft.com/office/drawing/2016/5/14/chartex" xmlns:mc="http://schemas.openxmlformats.org/markup-compatibility/2006" xmlns:aink="http://schemas.microsoft.com/office/drawing/2016/ink" xmlns:am3d="http://schemas.microsoft.com/office/drawing/2017/model3d" xmlns:o="urn:schemas-microsoft-com:office:office" xmlns:oel="http://schemas.microsoft.com/office/2019/extlst" xmlns:r="http://schemas.openxmlformats.org/officeDocument/2006/relationships" xmlns:m="http://schemas.openxmlformats.org/officeDocument/2006/math" xmlns:v="urn:schemas-microsoft-com:vml" xmlns:wp14="http://schemas.microsoft.com/office/word/2010/wordprocessingDrawing" xmlns:wp="http://schemas.openxmlformats.org/drawingml/2006/wordprocessingDrawing" xmlns:w10="urn:schemas-microsoft-com:office:word" xmlns:w="http://schemas.openxmlformats.org/wordprocessingml/2006/main" xmlns:w14="http://schemas.microsoft.com/office/word/2010/wordml" xmlns:w15="http://schemas.microsoft.com/office/word/2012/wordml" xmlns:w16cex="http://schemas.microsoft.com/office/word/2018/wordml/cex" xmlns:w16cid="http://schemas.microsoft.com/office/word/2016/wordml/cid" xmlns:w16="http://schemas.microsoft.com/office/word/2018/wordml" xmlns:w16du="http://schemas.microsoft.com/office/word/2023/wordml/word16du" xmlns:w16sdtdh="http://schemas.microsoft.com/office/word/2020/wordml/sdtdatahash" xmlns:w16sdtfl="http://schemas.microsoft.com/office/word/2024/wordml/sdtformatlock" xmlns:w16se="http://schemas.microsoft.com/office/word/2015/wordml/symex" xmlns:wpg="http://schemas.microsoft.com/office/word/2010/wordprocessingGroup" xmlns:wpi="http://schemas.microsoft.com/office/word/2010/wordprocessingInk" xmlns:wne="http://schemas.microsoft.com/office/word/2006/wordml" xmlns:wps="http://schemas.microsoft.com/office/word/2010/wordprocessingShape" mc:Ignorable="w14 w15 w16se w16cid w16 w16cex w16sdtdh w16sdtfl w16du wp14">
   <w:body>
     <w:p>
+      <w:pPr>
+        <w:spacing w:after="100" w:afterAutospacing="1" w:line="240" w:lineRule="auto"/>
+        <w:rPr>
+          <w:rFonts w:ascii="Arial" w:eastAsia="Times New Roman" w:hAnsi="Arial" w:cs="Arial"/>
+          <w:b/>
+          <w:bCs/>
+          <w:color w:val="000000"/>
+          <w:kern w:val="0"/>
+          <w:lang w:val="en-US"/>
+          <w14:ligatures w14:val="none"/>
+        </w:rPr>
+      </w:pPr>
       <w:r>
-        <w:t>The article explores the role and effectiveness of Learning Management Systems in higher education, particularly focusing on their adoption, use, and impact from the perspective of university students. As digital tools become increasingly embedded in academic environments, LMS platforms—such as virtual learning environments or course management systems—have been widely implemented to support teaching and learning beyond the traditional classroom. These systems enable instructors to deliver course materials, facilitate discussions through forums, manage assignments, and assess student performance online, all within a flexible "any time, any place" framework. Given that many universities now require lecturers to use LMS in their courses, understanding student feedback and perceptions is crucial for evaluating the system’s success and sustainability.</w:t>
+        <w:rPr>
+          <w:rFonts w:ascii="Arial" w:eastAsia="Times New Roman" w:hAnsi="Arial" w:cs="Arial"/>
+          <w:color w:val="000000"/>
+          <w:kern w:val="0"/>
+          <w14:ligatures w14:val="none"/>
+        </w:rPr>
+        <w:t>Learning Management System (LMS) among University Students: Does It Work? </w:t>
       </w:r>
     </w:p>
-    <w:p/>
     <w:p>
+      <w:pPr>
+        <w:spacing w:after="100" w:afterAutospacing="1" w:line="240" w:lineRule="auto"/>
+        <w:rPr>
+          <w:rFonts w:ascii="Arial" w:eastAsia="Times New Roman" w:hAnsi="Arial" w:cs="Arial"/>
+          <w:color w:val="000000"/>
+          <w:kern w:val="0"/>
+          <w14:ligatures w14:val="none"/>
+        </w:rPr>
+      </w:pPr>
       <w:r>
-        <w:t>The central research problem addressed in this paper revolves around identifying how students perceive the usefulness and usability of LMS, and what factors influence their acceptance of these systems. While previous studies have shown mixed results regarding the educational benefits of online learning tools, the authors emphasize the need to examine both technological and human factors that affect LMS adoption. The study is guided by the Technology Acceptance Model (TAM), which posits that perceived usefulness and perceived ease of use are key determinants of users’ behavioral intention to adopt a technology. The paper investigates how these factors, along with social and organizational influences, shape students’ attitudes toward using LMS in Malaysian universities.</w:t>
+        <w:rPr>
+          <w:rFonts w:ascii="Arial" w:eastAsia="Times New Roman" w:hAnsi="Arial" w:cs="Arial"/>
+          <w:color w:val="000000"/>
+          <w:kern w:val="0"/>
+          <w14:ligatures w14:val="none"/>
+        </w:rPr>
+        <w:t>Subject and Object of Study</w:t>
       </w:r>
     </w:p>
-    <w:p/>
     <w:p>
+      <w:pPr>
+        <w:spacing w:after="100" w:afterAutospacing="1" w:line="240" w:lineRule="auto"/>
+        <w:rPr>
+          <w:rFonts w:ascii="Arial" w:eastAsia="Times New Roman" w:hAnsi="Arial" w:cs="Arial"/>
+          <w:color w:val="000000"/>
+          <w:kern w:val="0"/>
+          <w14:ligatures w14:val="none"/>
+        </w:rPr>
+      </w:pPr>
       <w:r>
-        <w:t>To explore these issues, the authors conduct a literature-based analysis, drawing on empirical studies from various global contexts—including India, Nigeria, Bangladesh, South Korea, and the United States—to provide a comprehensive overview of internet usage in academia and the evolving role of digital learning platforms. They review findings on internet access among students and academics, highlighting high usage rates across different regions and the growing reliance on online resources for academic research and communication. The paper also examines demographic factors such as age, gender, and education level that influence internet engagement, noting that younger students, especially those between 18 and 24, are the most active users. Additionally, the authors analyze how personal characteristics and digital literacy affect students’ ability to benefit from online learning tools.</w:t>
+        <w:rPr>
+          <w:rFonts w:ascii="Arial" w:eastAsia="Times New Roman" w:hAnsi="Arial" w:cs="Arial"/>
+          <w:color w:val="000000"/>
+          <w:kern w:val="0"/>
+          <w14:ligatures w14:val="none"/>
+        </w:rPr>
+        <w:t>The article examines the effectiveness and adoption of Learning Management Systems (LMS) in higher education. The primary object of the study is the university student population, specifically focusing on their feedback, usage habits, and acceptance of digital learning platforms.</w:t>
       </w:r>
     </w:p>
-    <w:p/>
     <w:p>
+      <w:pPr>
+        <w:spacing w:after="100" w:afterAutospacing="1" w:line="240" w:lineRule="auto"/>
+        <w:rPr>
+          <w:rFonts w:ascii="Arial" w:eastAsia="Times New Roman" w:hAnsi="Arial" w:cs="Arial"/>
+          <w:b/>
+          <w:bCs/>
+          <w:color w:val="000000"/>
+          <w:kern w:val="0"/>
+          <w14:ligatures w14:val="none"/>
+        </w:rPr>
+      </w:pPr>
       <w:r>
-        <w:t xml:space="preserve">The results indicate that while LMS platforms offer significant potential for enhancing education, their success depends heavily on how they are implemented and used. For </w:t>
+        <w:rPr>
+          <w:rFonts w:ascii="Arial" w:eastAsia="Times New Roman" w:hAnsi="Arial" w:cs="Arial"/>
+          <w:b/>
+          <w:bCs/>
+          <w:color w:val="000000"/>
+          <w:kern w:val="0"/>
+          <w14:ligatures w14:val="none"/>
+        </w:rPr>
+        <w:t>Relevance</w:t>
       </w:r>
       <w:r>
-        <w:lastRenderedPageBreak/>
-        <w:t>students, perceived usefulness—such as the system’s ability to improve learning outcomes and streamline access to materials—is a stronger driver of adoption than ease of use. In contrast, instructors tend to be more influenced by how easy the system is to navigate. However, many challenges remain, including limited use of interactive features, lack of timely feedback, insufficient technical support, and disparities in digital skills among users. Studies cited in the paper show that despite the availability of discussion boards, chat functions, and multimedia tools, many lecturers only use LMS for uploading lecture notes, missing opportunities for deeper engagement.</w:t>
+        <w:rPr>
+          <w:rFonts w:ascii="Arial" w:eastAsia="Times New Roman" w:hAnsi="Arial" w:cs="Arial"/>
+          <w:b/>
+          <w:bCs/>
+          <w:color w:val="000000"/>
+          <w:kern w:val="0"/>
+          <w:lang w:val="en-US"/>
+          <w14:ligatures w14:val="none"/>
+        </w:rPr>
+        <w:t xml:space="preserve">. </w:t>
+      </w:r>
+      <w:r>
+        <w:rPr>
+          <w:rFonts w:ascii="Arial" w:eastAsia="Times New Roman" w:hAnsi="Arial" w:cs="Arial"/>
+          <w:color w:val="000000"/>
+          <w:kern w:val="0"/>
+          <w14:ligatures w14:val="none"/>
+        </w:rPr>
+        <w:t>In the current information technology era, LMS has become a compulsory tool in many universities worldwide to connect lecturers and students beyond traditional classroom confines. Because educational benefits do not flow automatically from simple internet access, identifying the factors that influence students' perception of these systems is vital for successful implementation.</w:t>
       </w:r>
     </w:p>
-    <w:p/>
     <w:p>
+      <w:pPr>
+        <w:spacing w:after="100" w:afterAutospacing="1" w:line="240" w:lineRule="auto"/>
+        <w:rPr>
+          <w:rFonts w:ascii="Arial" w:eastAsia="Times New Roman" w:hAnsi="Arial" w:cs="Arial"/>
+          <w:color w:val="000000"/>
+          <w:kern w:val="0"/>
+          <w14:ligatures w14:val="none"/>
+        </w:rPr>
+      </w:pPr>
       <w:r>
-        <w:t>In conclusion, the authors argue that LMS is an essential component of modern higher education, offering flexibility, efficiency, and improved communication between students and lecturers. Its widespread acceptance among students suggests that it meets a real need in the academic environment. However, for LMS to reach its full potential, institutions must invest in training, technical support, and strategies that encourage active and meaningful use of the platform. Future research should focus on empirically validating the relationship between personal, social, and organizational factors and e-learning adoption, particularly in under-researched contexts like Malaysia. Overall, the study underscores the importance of user-centered design and institutional support in ensuring the successful integration of learning technologies in higher education.</w:t>
+        <w:rPr>
+          <w:rFonts w:ascii="Arial" w:eastAsia="Times New Roman" w:hAnsi="Arial" w:cs="Arial"/>
+          <w:b/>
+          <w:bCs/>
+          <w:color w:val="000000"/>
+          <w:kern w:val="0"/>
+          <w14:ligatures w14:val="none"/>
+        </w:rPr>
+        <w:t>Research Methods</w:t>
+      </w:r>
+      <w:r>
+        <w:rPr>
+          <w:rFonts w:ascii="Arial" w:eastAsia="Times New Roman" w:hAnsi="Arial" w:cs="Arial"/>
+          <w:b/>
+          <w:bCs/>
+          <w:color w:val="000000"/>
+          <w:kern w:val="0"/>
+          <w:lang w:val="en-US"/>
+          <w14:ligatures w14:val="none"/>
+        </w:rPr>
+        <w:t>.</w:t>
+      </w:r>
+      <w:r>
+        <w:rPr>
+          <w:rFonts w:ascii="Arial" w:eastAsia="Times New Roman" w:hAnsi="Arial" w:cs="Arial"/>
+          <w:color w:val="000000"/>
+          <w:kern w:val="0"/>
+          <w:lang w:val="en-US"/>
+          <w14:ligatures w14:val="none"/>
+        </w:rPr>
+        <w:t xml:space="preserve"> </w:t>
+      </w:r>
+      <w:r>
+        <w:rPr>
+          <w:rFonts w:ascii="Arial" w:eastAsia="Times New Roman" w:hAnsi="Arial" w:cs="Arial"/>
+          <w:color w:val="000000"/>
+          <w:kern w:val="0"/>
+          <w14:ligatures w14:val="none"/>
+        </w:rPr>
+        <w:t>The paper utilizes a literature-based approach, analyzing previous studies from various global contexts—including Malaysia, India, Nigeria, and Korea—to understand internet usage trends among academicians and students. The theoretical framework relies on the Technology Acceptance Model (TAM) to evaluate how "Perceived Usefulness" and "Perceived Ease of Use" impact the behavioral intention to use e-learning systems.</w:t>
+      </w:r>
+    </w:p>
+    <w:p>
+      <w:pPr>
+        <w:spacing w:after="100" w:afterAutospacing="1" w:line="240" w:lineRule="auto"/>
+        <w:rPr>
+          <w:rFonts w:ascii="Arial" w:eastAsia="Times New Roman" w:hAnsi="Arial" w:cs="Arial"/>
+          <w:color w:val="000000"/>
+          <w:kern w:val="0"/>
+          <w14:ligatures w14:val="none"/>
+        </w:rPr>
+      </w:pPr>
+      <w:r>
+        <w:rPr>
+          <w:rFonts w:ascii="Arial" w:eastAsia="Times New Roman" w:hAnsi="Arial" w:cs="Arial"/>
+          <w:b/>
+          <w:bCs/>
+          <w:color w:val="000000"/>
+          <w:kern w:val="0"/>
+          <w14:ligatures w14:val="none"/>
+        </w:rPr>
+        <w:t>Brief Description and Key Findings</w:t>
+      </w:r>
+      <w:r>
+        <w:rPr>
+          <w:rFonts w:ascii="Arial" w:eastAsia="Times New Roman" w:hAnsi="Arial" w:cs="Arial"/>
+          <w:b/>
+          <w:bCs/>
+          <w:color w:val="000000"/>
+          <w:kern w:val="0"/>
+          <w:lang w:val="en-US"/>
+          <w14:ligatures w14:val="none"/>
+        </w:rPr>
+        <w:t xml:space="preserve">. </w:t>
+      </w:r>
+      <w:r>
+        <w:rPr>
+          <w:rFonts w:ascii="Arial" w:eastAsia="Times New Roman" w:hAnsi="Arial" w:cs="Arial"/>
+          <w:color w:val="000000"/>
+          <w:kern w:val="0"/>
+          <w14:ligatures w14:val="none"/>
+        </w:rPr>
+        <w:t>The authors define LMS as a web-based technology designed to manage learning interventions, deliver content, and facilitate interaction through forums and chats. Research indicates that university students, particularly the 18–24 age group, are the most connected demographic and are accustomed to using the internet for information seeking.</w:t>
+      </w:r>
+    </w:p>
+    <w:p>
+      <w:pPr>
+        <w:spacing w:after="100" w:afterAutospacing="1" w:line="240" w:lineRule="auto"/>
+        <w:rPr>
+          <w:rFonts w:ascii="Arial" w:eastAsia="Times New Roman" w:hAnsi="Arial" w:cs="Arial"/>
+          <w:color w:val="000000"/>
+          <w:kern w:val="0"/>
+          <w14:ligatures w14:val="none"/>
+        </w:rPr>
+      </w:pPr>
+      <w:r>
+        <w:rPr>
+          <w:rFonts w:ascii="Arial" w:eastAsia="Times New Roman" w:hAnsi="Arial" w:cs="Arial"/>
+          <w:color w:val="000000"/>
+          <w:kern w:val="0"/>
+          <w14:ligatures w14:val="none"/>
+        </w:rPr>
+        <w:t>However, the study identifies a "gap" between LMS potential and reality.</w:t>
+      </w:r>
+    </w:p>
+    <w:p>
+      <w:pPr>
+        <w:numPr>
+          <w:ilvl w:val="0"/>
+          <w:numId w:val="2"/>
+        </w:numPr>
+        <w:spacing w:after="100" w:afterAutospacing="1" w:line="240" w:lineRule="auto"/>
+        <w:rPr>
+          <w:rFonts w:ascii="Arial" w:eastAsia="Times New Roman" w:hAnsi="Arial" w:cs="Arial"/>
+          <w:color w:val="000000"/>
+          <w:kern w:val="0"/>
+          <w14:ligatures w14:val="none"/>
+        </w:rPr>
+      </w:pPr>
+      <w:r>
+        <w:rPr>
+          <w:rFonts w:ascii="Arial" w:eastAsia="Times New Roman" w:hAnsi="Arial" w:cs="Arial"/>
+          <w:b/>
+          <w:bCs/>
+          <w:color w:val="000000"/>
+          <w:kern w:val="0"/>
+          <w14:ligatures w14:val="none"/>
+        </w:rPr>
+        <w:t>Usage Problems:</w:t>
+      </w:r>
+      <w:r>
+        <w:rPr>
+          <w:rFonts w:ascii="Arial" w:eastAsia="Times New Roman" w:hAnsi="Arial" w:cs="Arial"/>
+          <w:color w:val="000000"/>
+          <w:kern w:val="0"/>
+          <w14:ligatures w14:val="none"/>
+        </w:rPr>
+        <w:t> Many instructors restrict their LMS usage to simply uploading course materials, ignoring interactive features like discussion boards or video conferencing. A lack of immediate feedback from lecturers further discourages students from using these platforms actively.</w:t>
+      </w:r>
+    </w:p>
+    <w:p>
+      <w:pPr>
+        <w:numPr>
+          <w:ilvl w:val="0"/>
+          <w:numId w:val="2"/>
+        </w:numPr>
+        <w:spacing w:after="100" w:afterAutospacing="1" w:line="240" w:lineRule="auto"/>
+        <w:rPr>
+          <w:rFonts w:ascii="Arial" w:eastAsia="Times New Roman" w:hAnsi="Arial" w:cs="Arial"/>
+          <w:color w:val="000000"/>
+          <w:kern w:val="0"/>
+          <w14:ligatures w14:val="none"/>
+        </w:rPr>
+      </w:pPr>
+      <w:r>
+        <w:rPr>
+          <w:rFonts w:ascii="Arial" w:eastAsia="Times New Roman" w:hAnsi="Arial" w:cs="Arial"/>
+          <w:b/>
+          <w:bCs/>
+          <w:color w:val="000000"/>
+          <w:kern w:val="0"/>
+          <w14:ligatures w14:val="none"/>
+        </w:rPr>
+        <w:t>TAM Results:</w:t>
+      </w:r>
+      <w:r>
+        <w:rPr>
+          <w:rFonts w:ascii="Arial" w:eastAsia="Times New Roman" w:hAnsi="Arial" w:cs="Arial"/>
+          <w:color w:val="000000"/>
+          <w:kern w:val="0"/>
+          <w14:ligatures w14:val="none"/>
+        </w:rPr>
+        <w:t> For students, </w:t>
+      </w:r>
+      <w:r>
+        <w:rPr>
+          <w:rFonts w:ascii="Arial" w:eastAsia="Times New Roman" w:hAnsi="Arial" w:cs="Arial"/>
+          <w:i/>
+          <w:iCs/>
+          <w:color w:val="000000"/>
+          <w:kern w:val="0"/>
+          <w14:ligatures w14:val="none"/>
+        </w:rPr>
+        <w:t>Perceived Usefulness</w:t>
+      </w:r>
+      <w:r>
+        <w:rPr>
+          <w:rFonts w:ascii="Arial" w:eastAsia="Times New Roman" w:hAnsi="Arial" w:cs="Arial"/>
+          <w:color w:val="000000"/>
+          <w:kern w:val="0"/>
+          <w14:ligatures w14:val="none"/>
+        </w:rPr>
+        <w:t> (the system's ability to enhance learning effectiveness) is a stronger predictor of adoption than </w:t>
+      </w:r>
+      <w:r>
+        <w:rPr>
+          <w:rFonts w:ascii="Arial" w:eastAsia="Times New Roman" w:hAnsi="Arial" w:cs="Arial"/>
+          <w:i/>
+          <w:iCs/>
+          <w:color w:val="000000"/>
+          <w:kern w:val="0"/>
+          <w14:ligatures w14:val="none"/>
+        </w:rPr>
+        <w:t>Perceived Ease of Use</w:t>
+      </w:r>
+      <w:r>
+        <w:rPr>
+          <w:rFonts w:ascii="Arial" w:eastAsia="Times New Roman" w:hAnsi="Arial" w:cs="Arial"/>
+          <w:color w:val="000000"/>
+          <w:kern w:val="0"/>
+          <w14:ligatures w14:val="none"/>
+        </w:rPr>
+        <w:t>. In contrast, instructors are more motivated by how easy the system is to use.</w:t>
+      </w:r>
+    </w:p>
+    <w:p>
+      <w:pPr>
+        <w:spacing w:after="100" w:afterAutospacing="1" w:line="240" w:lineRule="auto"/>
+        <w:rPr>
+          <w:rFonts w:ascii="Arial" w:eastAsia="Times New Roman" w:hAnsi="Arial" w:cs="Arial"/>
+          <w:color w:val="000000"/>
+          <w:kern w:val="0"/>
+          <w14:ligatures w14:val="none"/>
+        </w:rPr>
+      </w:pPr>
+      <w:r>
+        <w:rPr>
+          <w:rFonts w:ascii="Arial" w:eastAsia="Times New Roman" w:hAnsi="Arial" w:cs="Arial"/>
+          <w:color w:val="000000"/>
+          <w:kern w:val="0"/>
+          <w14:ligatures w14:val="none"/>
+        </w:rPr>
+        <w:t>Conclusion</w:t>
+      </w:r>
+    </w:p>
+    <w:p>
+      <w:pPr>
+        <w:spacing w:after="100" w:afterAutospacing="1" w:line="240" w:lineRule="auto"/>
+        <w:rPr>
+          <w:rFonts w:ascii="Arial" w:eastAsia="Times New Roman" w:hAnsi="Arial" w:cs="Arial"/>
+          <w:color w:val="000000"/>
+          <w:kern w:val="0"/>
+          <w:lang w:val="ru-RU"/>
+          <w14:ligatures w14:val="none"/>
+        </w:rPr>
+      </w:pPr>
+      <w:r>
+        <w:rPr>
+          <w:rFonts w:ascii="Arial" w:eastAsia="Times New Roman" w:hAnsi="Arial" w:cs="Arial"/>
+          <w:color w:val="000000"/>
+          <w:kern w:val="0"/>
+          <w14:ligatures w14:val="none"/>
+        </w:rPr>
+        <w:t>The article concludes that LMS is an essential tool for modern universities, allowing for "any time, any place" learning. While students generally accept and value the system, its success depends on proper implementation. Universities must provide adequate training, technical support, and strategies to encourage lecturers to use interactive features rather than just static content delivery.</w:t>
+      </w:r>
+    </w:p>
+    <w:p>
+      <w:pPr>
+        <w:rPr>
+          <w:rFonts w:ascii="Arial" w:eastAsia="Times New Roman" w:hAnsi="Arial" w:cs="Arial"/>
+          <w:color w:val="000000"/>
+          <w:kern w:val="0"/>
+          <w:lang w:val="ru-RU"/>
+          <w14:ligatures w14:val="none"/>
+        </w:rPr>
+      </w:pPr>
+      <w:r>
+        <w:rPr>
+          <w:rFonts w:ascii="Arial" w:eastAsia="Times New Roman" w:hAnsi="Arial" w:cs="Arial"/>
+          <w:color w:val="000000"/>
+          <w:kern w:val="0"/>
+          <w:lang w:val="ru-RU"/>
+          <w14:ligatures w14:val="none"/>
+        </w:rPr>
+        <w:br w:type="page"/>
       </w:r>
     </w:p>
     <w:sectPr>
@@ -43,6 +406,703 @@
     </w:sectPr>
   </w:body>
 </w:document>
+</file>
+
+<file path=word/numbering.xml><?xml version="1.0" encoding="utf-8"?>
+<w:numbering xmlns:wpc="http://schemas.microsoft.com/office/word/2010/wordprocessingCanvas" xmlns:cx="http://schemas.microsoft.com/office/drawing/2014/chartex" xmlns:cx1="http://schemas.microsoft.com/office/drawing/2015/9/8/chartex" xmlns:cx2="http://schemas.microsoft.com/office/drawing/2015/10/21/chartex" xmlns:cx3="http://schemas.microsoft.com/office/drawing/2016/5/9/chartex" xmlns:cx4="http://schemas.microsoft.com/office/drawing/2016/5/10/chartex" xmlns:cx5="http://schemas.microsoft.com/office/drawing/2016/5/11/chartex" xmlns:cx6="http://schemas.microsoft.com/office/drawing/2016/5/12/chartex" xmlns:cx7="http://schemas.microsoft.com/office/drawing/2016/5/13/chartex" xmlns:cx8="http://schemas.microsoft.com/office/drawing/2016/5/14/chartex" xmlns:mc="http://schemas.openxmlformats.org/markup-compatibility/2006" xmlns:aink="http://schemas.microsoft.com/office/drawing/2016/ink" xmlns:am3d="http://schemas.microsoft.com/office/drawing/2017/model3d" xmlns:o="urn:schemas-microsoft-com:office:office" xmlns:oel="http://schemas.microsoft.com/office/2019/extlst" xmlns:r="http://schemas.openxmlformats.org/officeDocument/2006/relationships" xmlns:m="http://schemas.openxmlformats.org/officeDocument/2006/math" xmlns:v="urn:schemas-microsoft-com:vml" xmlns:wp14="http://schemas.microsoft.com/office/word/2010/wordprocessingDrawing" xmlns:wp="http://schemas.openxmlformats.org/drawingml/2006/wordprocessingDrawing" xmlns:w10="urn:schemas-microsoft-com:office:word" xmlns:w="http://schemas.openxmlformats.org/wordprocessingml/2006/main" xmlns:w14="http://schemas.microsoft.com/office/word/2010/wordml" xmlns:w15="http://schemas.microsoft.com/office/word/2012/wordml" xmlns:w16cex="http://schemas.microsoft.com/office/word/2018/wordml/cex" xmlns:w16cid="http://schemas.microsoft.com/office/word/2016/wordml/cid" xmlns:w16="http://schemas.microsoft.com/office/word/2018/wordml" xmlns:w16du="http://schemas.microsoft.com/office/word/2023/wordml/word16du" xmlns:w16sdtdh="http://schemas.microsoft.com/office/word/2020/wordml/sdtdatahash" xmlns:w16sdtfl="http://schemas.microsoft.com/office/word/2024/wordml/sdtformatlock" xmlns:w16se="http://schemas.microsoft.com/office/word/2015/wordml/symex" xmlns:wpg="http://schemas.microsoft.com/office/word/2010/wordprocessingGroup" xmlns:wpi="http://schemas.microsoft.com/office/word/2010/wordprocessingInk" xmlns:wne="http://schemas.microsoft.com/office/word/2006/wordml" xmlns:wps="http://schemas.microsoft.com/office/word/2010/wordprocessingShape" mc:Ignorable="w14 w15 w16se w16cid w16 w16cex w16sdtdh w16sdtfl w16du wp14">
+  <w:abstractNum w:abstractNumId="0" w15:restartNumberingAfterBreak="0">
+    <w:nsid w:val="06910B9C"/>
+    <w:multiLevelType w:val="multilevel"/>
+    <w:tmpl w:val="1516508C"/>
+    <w:lvl w:ilvl="0">
+      <w:start w:val="1"/>
+      <w:numFmt w:val="bullet"/>
+      <w:lvlText w:val=""/>
+      <w:lvlJc w:val="left"/>
+      <w:pPr>
+        <w:tabs>
+          <w:tab w:val="num" w:pos="720"/>
+        </w:tabs>
+        <w:ind w:left="720" w:hanging="360"/>
+      </w:pPr>
+      <w:rPr>
+        <w:rFonts w:ascii="Symbol" w:hAnsi="Symbol" w:hint="default"/>
+        <w:sz w:val="20"/>
+      </w:rPr>
+    </w:lvl>
+    <w:lvl w:ilvl="1" w:tentative="1">
+      <w:start w:val="1"/>
+      <w:numFmt w:val="bullet"/>
+      <w:lvlText w:val="o"/>
+      <w:lvlJc w:val="left"/>
+      <w:pPr>
+        <w:tabs>
+          <w:tab w:val="num" w:pos="1440"/>
+        </w:tabs>
+        <w:ind w:left="1440" w:hanging="360"/>
+      </w:pPr>
+      <w:rPr>
+        <w:rFonts w:ascii="Courier New" w:hAnsi="Courier New" w:hint="default"/>
+        <w:sz w:val="20"/>
+      </w:rPr>
+    </w:lvl>
+    <w:lvl w:ilvl="2" w:tentative="1">
+      <w:start w:val="1"/>
+      <w:numFmt w:val="bullet"/>
+      <w:lvlText w:val=""/>
+      <w:lvlJc w:val="left"/>
+      <w:pPr>
+        <w:tabs>
+          <w:tab w:val="num" w:pos="2160"/>
+        </w:tabs>
+        <w:ind w:left="2160" w:hanging="360"/>
+      </w:pPr>
+      <w:rPr>
+        <w:rFonts w:ascii="Wingdings" w:hAnsi="Wingdings" w:hint="default"/>
+        <w:sz w:val="20"/>
+      </w:rPr>
+    </w:lvl>
+    <w:lvl w:ilvl="3" w:tentative="1">
+      <w:start w:val="1"/>
+      <w:numFmt w:val="bullet"/>
+      <w:lvlText w:val=""/>
+      <w:lvlJc w:val="left"/>
+      <w:pPr>
+        <w:tabs>
+          <w:tab w:val="num" w:pos="2880"/>
+        </w:tabs>
+        <w:ind w:left="2880" w:hanging="360"/>
+      </w:pPr>
+      <w:rPr>
+        <w:rFonts w:ascii="Wingdings" w:hAnsi="Wingdings" w:hint="default"/>
+        <w:sz w:val="20"/>
+      </w:rPr>
+    </w:lvl>
+    <w:lvl w:ilvl="4" w:tentative="1">
+      <w:start w:val="1"/>
+      <w:numFmt w:val="bullet"/>
+      <w:lvlText w:val=""/>
+      <w:lvlJc w:val="left"/>
+      <w:pPr>
+        <w:tabs>
+          <w:tab w:val="num" w:pos="3600"/>
+        </w:tabs>
+        <w:ind w:left="3600" w:hanging="360"/>
+      </w:pPr>
+      <w:rPr>
+        <w:rFonts w:ascii="Wingdings" w:hAnsi="Wingdings" w:hint="default"/>
+        <w:sz w:val="20"/>
+      </w:rPr>
+    </w:lvl>
+    <w:lvl w:ilvl="5" w:tentative="1">
+      <w:start w:val="1"/>
+      <w:numFmt w:val="bullet"/>
+      <w:lvlText w:val=""/>
+      <w:lvlJc w:val="left"/>
+      <w:pPr>
+        <w:tabs>
+          <w:tab w:val="num" w:pos="4320"/>
+        </w:tabs>
+        <w:ind w:left="4320" w:hanging="360"/>
+      </w:pPr>
+      <w:rPr>
+        <w:rFonts w:ascii="Wingdings" w:hAnsi="Wingdings" w:hint="default"/>
+        <w:sz w:val="20"/>
+      </w:rPr>
+    </w:lvl>
+    <w:lvl w:ilvl="6" w:tentative="1">
+      <w:start w:val="1"/>
+      <w:numFmt w:val="bullet"/>
+      <w:lvlText w:val=""/>
+      <w:lvlJc w:val="left"/>
+      <w:pPr>
+        <w:tabs>
+          <w:tab w:val="num" w:pos="5040"/>
+        </w:tabs>
+        <w:ind w:left="5040" w:hanging="360"/>
+      </w:pPr>
+      <w:rPr>
+        <w:rFonts w:ascii="Wingdings" w:hAnsi="Wingdings" w:hint="default"/>
+        <w:sz w:val="20"/>
+      </w:rPr>
+    </w:lvl>
+    <w:lvl w:ilvl="7" w:tentative="1">
+      <w:start w:val="1"/>
+      <w:numFmt w:val="bullet"/>
+      <w:lvlText w:val=""/>
+      <w:lvlJc w:val="left"/>
+      <w:pPr>
+        <w:tabs>
+          <w:tab w:val="num" w:pos="5760"/>
+        </w:tabs>
+        <w:ind w:left="5760" w:hanging="360"/>
+      </w:pPr>
+      <w:rPr>
+        <w:rFonts w:ascii="Wingdings" w:hAnsi="Wingdings" w:hint="default"/>
+        <w:sz w:val="20"/>
+      </w:rPr>
+    </w:lvl>
+    <w:lvl w:ilvl="8" w:tentative="1">
+      <w:start w:val="1"/>
+      <w:numFmt w:val="bullet"/>
+      <w:lvlText w:val=""/>
+      <w:lvlJc w:val="left"/>
+      <w:pPr>
+        <w:tabs>
+          <w:tab w:val="num" w:pos="6480"/>
+        </w:tabs>
+        <w:ind w:left="6480" w:hanging="360"/>
+      </w:pPr>
+      <w:rPr>
+        <w:rFonts w:ascii="Wingdings" w:hAnsi="Wingdings" w:hint="default"/>
+        <w:sz w:val="20"/>
+      </w:rPr>
+    </w:lvl>
+  </w:abstractNum>
+  <w:abstractNum w:abstractNumId="1" w15:restartNumberingAfterBreak="0">
+    <w:nsid w:val="2A1C1C33"/>
+    <w:multiLevelType w:val="multilevel"/>
+    <w:tmpl w:val="0D5E4948"/>
+    <w:lvl w:ilvl="0">
+      <w:start w:val="1"/>
+      <w:numFmt w:val="bullet"/>
+      <w:lvlText w:val=""/>
+      <w:lvlJc w:val="left"/>
+      <w:pPr>
+        <w:tabs>
+          <w:tab w:val="num" w:pos="720"/>
+        </w:tabs>
+        <w:ind w:left="720" w:hanging="360"/>
+      </w:pPr>
+      <w:rPr>
+        <w:rFonts w:ascii="Symbol" w:hAnsi="Symbol" w:hint="default"/>
+        <w:sz w:val="20"/>
+      </w:rPr>
+    </w:lvl>
+    <w:lvl w:ilvl="1" w:tentative="1">
+      <w:start w:val="1"/>
+      <w:numFmt w:val="bullet"/>
+      <w:lvlText w:val="o"/>
+      <w:lvlJc w:val="left"/>
+      <w:pPr>
+        <w:tabs>
+          <w:tab w:val="num" w:pos="1440"/>
+        </w:tabs>
+        <w:ind w:left="1440" w:hanging="360"/>
+      </w:pPr>
+      <w:rPr>
+        <w:rFonts w:ascii="Courier New" w:hAnsi="Courier New" w:hint="default"/>
+        <w:sz w:val="20"/>
+      </w:rPr>
+    </w:lvl>
+    <w:lvl w:ilvl="2" w:tentative="1">
+      <w:start w:val="1"/>
+      <w:numFmt w:val="bullet"/>
+      <w:lvlText w:val=""/>
+      <w:lvlJc w:val="left"/>
+      <w:pPr>
+        <w:tabs>
+          <w:tab w:val="num" w:pos="2160"/>
+        </w:tabs>
+        <w:ind w:left="2160" w:hanging="360"/>
+      </w:pPr>
+      <w:rPr>
+        <w:rFonts w:ascii="Wingdings" w:hAnsi="Wingdings" w:hint="default"/>
+        <w:sz w:val="20"/>
+      </w:rPr>
+    </w:lvl>
+    <w:lvl w:ilvl="3" w:tentative="1">
+      <w:start w:val="1"/>
+      <w:numFmt w:val="bullet"/>
+      <w:lvlText w:val=""/>
+      <w:lvlJc w:val="left"/>
+      <w:pPr>
+        <w:tabs>
+          <w:tab w:val="num" w:pos="2880"/>
+        </w:tabs>
+        <w:ind w:left="2880" w:hanging="360"/>
+      </w:pPr>
+      <w:rPr>
+        <w:rFonts w:ascii="Wingdings" w:hAnsi="Wingdings" w:hint="default"/>
+        <w:sz w:val="20"/>
+      </w:rPr>
+    </w:lvl>
+    <w:lvl w:ilvl="4" w:tentative="1">
+      <w:start w:val="1"/>
+      <w:numFmt w:val="bullet"/>
+      <w:lvlText w:val=""/>
+      <w:lvlJc w:val="left"/>
+      <w:pPr>
+        <w:tabs>
+          <w:tab w:val="num" w:pos="3600"/>
+        </w:tabs>
+        <w:ind w:left="3600" w:hanging="360"/>
+      </w:pPr>
+      <w:rPr>
+        <w:rFonts w:ascii="Wingdings" w:hAnsi="Wingdings" w:hint="default"/>
+        <w:sz w:val="20"/>
+      </w:rPr>
+    </w:lvl>
+    <w:lvl w:ilvl="5" w:tentative="1">
+      <w:start w:val="1"/>
+      <w:numFmt w:val="bullet"/>
+      <w:lvlText w:val=""/>
+      <w:lvlJc w:val="left"/>
+      <w:pPr>
+        <w:tabs>
+          <w:tab w:val="num" w:pos="4320"/>
+        </w:tabs>
+        <w:ind w:left="4320" w:hanging="360"/>
+      </w:pPr>
+      <w:rPr>
+        <w:rFonts w:ascii="Wingdings" w:hAnsi="Wingdings" w:hint="default"/>
+        <w:sz w:val="20"/>
+      </w:rPr>
+    </w:lvl>
+    <w:lvl w:ilvl="6" w:tentative="1">
+      <w:start w:val="1"/>
+      <w:numFmt w:val="bullet"/>
+      <w:lvlText w:val=""/>
+      <w:lvlJc w:val="left"/>
+      <w:pPr>
+        <w:tabs>
+          <w:tab w:val="num" w:pos="5040"/>
+        </w:tabs>
+        <w:ind w:left="5040" w:hanging="360"/>
+      </w:pPr>
+      <w:rPr>
+        <w:rFonts w:ascii="Wingdings" w:hAnsi="Wingdings" w:hint="default"/>
+        <w:sz w:val="20"/>
+      </w:rPr>
+    </w:lvl>
+    <w:lvl w:ilvl="7" w:tentative="1">
+      <w:start w:val="1"/>
+      <w:numFmt w:val="bullet"/>
+      <w:lvlText w:val=""/>
+      <w:lvlJc w:val="left"/>
+      <w:pPr>
+        <w:tabs>
+          <w:tab w:val="num" w:pos="5760"/>
+        </w:tabs>
+        <w:ind w:left="5760" w:hanging="360"/>
+      </w:pPr>
+      <w:rPr>
+        <w:rFonts w:ascii="Wingdings" w:hAnsi="Wingdings" w:hint="default"/>
+        <w:sz w:val="20"/>
+      </w:rPr>
+    </w:lvl>
+    <w:lvl w:ilvl="8" w:tentative="1">
+      <w:start w:val="1"/>
+      <w:numFmt w:val="bullet"/>
+      <w:lvlText w:val=""/>
+      <w:lvlJc w:val="left"/>
+      <w:pPr>
+        <w:tabs>
+          <w:tab w:val="num" w:pos="6480"/>
+        </w:tabs>
+        <w:ind w:left="6480" w:hanging="360"/>
+      </w:pPr>
+      <w:rPr>
+        <w:rFonts w:ascii="Wingdings" w:hAnsi="Wingdings" w:hint="default"/>
+        <w:sz w:val="20"/>
+      </w:rPr>
+    </w:lvl>
+  </w:abstractNum>
+  <w:abstractNum w:abstractNumId="2" w15:restartNumberingAfterBreak="0">
+    <w:nsid w:val="62116CD3"/>
+    <w:multiLevelType w:val="multilevel"/>
+    <w:tmpl w:val="5FF4A286"/>
+    <w:lvl w:ilvl="0">
+      <w:start w:val="1"/>
+      <w:numFmt w:val="decimal"/>
+      <w:lvlText w:val="%1."/>
+      <w:lvlJc w:val="left"/>
+      <w:pPr>
+        <w:tabs>
+          <w:tab w:val="num" w:pos="720"/>
+        </w:tabs>
+        <w:ind w:left="720" w:hanging="360"/>
+      </w:pPr>
+    </w:lvl>
+    <w:lvl w:ilvl="1" w:tentative="1">
+      <w:start w:val="1"/>
+      <w:numFmt w:val="decimal"/>
+      <w:lvlText w:val="%2."/>
+      <w:lvlJc w:val="left"/>
+      <w:pPr>
+        <w:tabs>
+          <w:tab w:val="num" w:pos="1440"/>
+        </w:tabs>
+        <w:ind w:left="1440" w:hanging="360"/>
+      </w:pPr>
+    </w:lvl>
+    <w:lvl w:ilvl="2" w:tentative="1">
+      <w:start w:val="1"/>
+      <w:numFmt w:val="decimal"/>
+      <w:lvlText w:val="%3."/>
+      <w:lvlJc w:val="left"/>
+      <w:pPr>
+        <w:tabs>
+          <w:tab w:val="num" w:pos="2160"/>
+        </w:tabs>
+        <w:ind w:left="2160" w:hanging="360"/>
+      </w:pPr>
+    </w:lvl>
+    <w:lvl w:ilvl="3" w:tentative="1">
+      <w:start w:val="1"/>
+      <w:numFmt w:val="decimal"/>
+      <w:lvlText w:val="%4."/>
+      <w:lvlJc w:val="left"/>
+      <w:pPr>
+        <w:tabs>
+          <w:tab w:val="num" w:pos="2880"/>
+        </w:tabs>
+        <w:ind w:left="2880" w:hanging="360"/>
+      </w:pPr>
+    </w:lvl>
+    <w:lvl w:ilvl="4" w:tentative="1">
+      <w:start w:val="1"/>
+      <w:numFmt w:val="decimal"/>
+      <w:lvlText w:val="%5."/>
+      <w:lvlJc w:val="left"/>
+      <w:pPr>
+        <w:tabs>
+          <w:tab w:val="num" w:pos="3600"/>
+        </w:tabs>
+        <w:ind w:left="3600" w:hanging="360"/>
+      </w:pPr>
+    </w:lvl>
+    <w:lvl w:ilvl="5" w:tentative="1">
+      <w:start w:val="1"/>
+      <w:numFmt w:val="decimal"/>
+      <w:lvlText w:val="%6."/>
+      <w:lvlJc w:val="left"/>
+      <w:pPr>
+        <w:tabs>
+          <w:tab w:val="num" w:pos="4320"/>
+        </w:tabs>
+        <w:ind w:left="4320" w:hanging="360"/>
+      </w:pPr>
+    </w:lvl>
+    <w:lvl w:ilvl="6" w:tentative="1">
+      <w:start w:val="1"/>
+      <w:numFmt w:val="decimal"/>
+      <w:lvlText w:val="%7."/>
+      <w:lvlJc w:val="left"/>
+      <w:pPr>
+        <w:tabs>
+          <w:tab w:val="num" w:pos="5040"/>
+        </w:tabs>
+        <w:ind w:left="5040" w:hanging="360"/>
+      </w:pPr>
+    </w:lvl>
+    <w:lvl w:ilvl="7" w:tentative="1">
+      <w:start w:val="1"/>
+      <w:numFmt w:val="decimal"/>
+      <w:lvlText w:val="%8."/>
+      <w:lvlJc w:val="left"/>
+      <w:pPr>
+        <w:tabs>
+          <w:tab w:val="num" w:pos="5760"/>
+        </w:tabs>
+        <w:ind w:left="5760" w:hanging="360"/>
+      </w:pPr>
+    </w:lvl>
+    <w:lvl w:ilvl="8" w:tentative="1">
+      <w:start w:val="1"/>
+      <w:numFmt w:val="decimal"/>
+      <w:lvlText w:val="%9."/>
+      <w:lvlJc w:val="left"/>
+      <w:pPr>
+        <w:tabs>
+          <w:tab w:val="num" w:pos="6480"/>
+        </w:tabs>
+        <w:ind w:left="6480" w:hanging="360"/>
+      </w:pPr>
+    </w:lvl>
+  </w:abstractNum>
+  <w:abstractNum w:abstractNumId="3" w15:restartNumberingAfterBreak="0">
+    <w:nsid w:val="67E5780C"/>
+    <w:multiLevelType w:val="multilevel"/>
+    <w:tmpl w:val="48D8F08C"/>
+    <w:lvl w:ilvl="0">
+      <w:start w:val="1"/>
+      <w:numFmt w:val="bullet"/>
+      <w:lvlText w:val=""/>
+      <w:lvlJc w:val="left"/>
+      <w:pPr>
+        <w:tabs>
+          <w:tab w:val="num" w:pos="720"/>
+        </w:tabs>
+        <w:ind w:left="720" w:hanging="360"/>
+      </w:pPr>
+      <w:rPr>
+        <w:rFonts w:ascii="Symbol" w:hAnsi="Symbol" w:hint="default"/>
+        <w:sz w:val="20"/>
+      </w:rPr>
+    </w:lvl>
+    <w:lvl w:ilvl="1" w:tentative="1">
+      <w:start w:val="1"/>
+      <w:numFmt w:val="bullet"/>
+      <w:lvlText w:val="o"/>
+      <w:lvlJc w:val="left"/>
+      <w:pPr>
+        <w:tabs>
+          <w:tab w:val="num" w:pos="1440"/>
+        </w:tabs>
+        <w:ind w:left="1440" w:hanging="360"/>
+      </w:pPr>
+      <w:rPr>
+        <w:rFonts w:ascii="Courier New" w:hAnsi="Courier New" w:hint="default"/>
+        <w:sz w:val="20"/>
+      </w:rPr>
+    </w:lvl>
+    <w:lvl w:ilvl="2" w:tentative="1">
+      <w:start w:val="1"/>
+      <w:numFmt w:val="bullet"/>
+      <w:lvlText w:val=""/>
+      <w:lvlJc w:val="left"/>
+      <w:pPr>
+        <w:tabs>
+          <w:tab w:val="num" w:pos="2160"/>
+        </w:tabs>
+        <w:ind w:left="2160" w:hanging="360"/>
+      </w:pPr>
+      <w:rPr>
+        <w:rFonts w:ascii="Wingdings" w:hAnsi="Wingdings" w:hint="default"/>
+        <w:sz w:val="20"/>
+      </w:rPr>
+    </w:lvl>
+    <w:lvl w:ilvl="3" w:tentative="1">
+      <w:start w:val="1"/>
+      <w:numFmt w:val="bullet"/>
+      <w:lvlText w:val=""/>
+      <w:lvlJc w:val="left"/>
+      <w:pPr>
+        <w:tabs>
+          <w:tab w:val="num" w:pos="2880"/>
+        </w:tabs>
+        <w:ind w:left="2880" w:hanging="360"/>
+      </w:pPr>
+      <w:rPr>
+        <w:rFonts w:ascii="Wingdings" w:hAnsi="Wingdings" w:hint="default"/>
+        <w:sz w:val="20"/>
+      </w:rPr>
+    </w:lvl>
+    <w:lvl w:ilvl="4" w:tentative="1">
+      <w:start w:val="1"/>
+      <w:numFmt w:val="bullet"/>
+      <w:lvlText w:val=""/>
+      <w:lvlJc w:val="left"/>
+      <w:pPr>
+        <w:tabs>
+          <w:tab w:val="num" w:pos="3600"/>
+        </w:tabs>
+        <w:ind w:left="3600" w:hanging="360"/>
+      </w:pPr>
+      <w:rPr>
+        <w:rFonts w:ascii="Wingdings" w:hAnsi="Wingdings" w:hint="default"/>
+        <w:sz w:val="20"/>
+      </w:rPr>
+    </w:lvl>
+    <w:lvl w:ilvl="5" w:tentative="1">
+      <w:start w:val="1"/>
+      <w:numFmt w:val="bullet"/>
+      <w:lvlText w:val=""/>
+      <w:lvlJc w:val="left"/>
+      <w:pPr>
+        <w:tabs>
+          <w:tab w:val="num" w:pos="4320"/>
+        </w:tabs>
+        <w:ind w:left="4320" w:hanging="360"/>
+      </w:pPr>
+      <w:rPr>
+        <w:rFonts w:ascii="Wingdings" w:hAnsi="Wingdings" w:hint="default"/>
+        <w:sz w:val="20"/>
+      </w:rPr>
+    </w:lvl>
+    <w:lvl w:ilvl="6" w:tentative="1">
+      <w:start w:val="1"/>
+      <w:numFmt w:val="bullet"/>
+      <w:lvlText w:val=""/>
+      <w:lvlJc w:val="left"/>
+      <w:pPr>
+        <w:tabs>
+          <w:tab w:val="num" w:pos="5040"/>
+        </w:tabs>
+        <w:ind w:left="5040" w:hanging="360"/>
+      </w:pPr>
+      <w:rPr>
+        <w:rFonts w:ascii="Wingdings" w:hAnsi="Wingdings" w:hint="default"/>
+        <w:sz w:val="20"/>
+      </w:rPr>
+    </w:lvl>
+    <w:lvl w:ilvl="7" w:tentative="1">
+      <w:start w:val="1"/>
+      <w:numFmt w:val="bullet"/>
+      <w:lvlText w:val=""/>
+      <w:lvlJc w:val="left"/>
+      <w:pPr>
+        <w:tabs>
+          <w:tab w:val="num" w:pos="5760"/>
+        </w:tabs>
+        <w:ind w:left="5760" w:hanging="360"/>
+      </w:pPr>
+      <w:rPr>
+        <w:rFonts w:ascii="Wingdings" w:hAnsi="Wingdings" w:hint="default"/>
+        <w:sz w:val="20"/>
+      </w:rPr>
+    </w:lvl>
+    <w:lvl w:ilvl="8" w:tentative="1">
+      <w:start w:val="1"/>
+      <w:numFmt w:val="bullet"/>
+      <w:lvlText w:val=""/>
+      <w:lvlJc w:val="left"/>
+      <w:pPr>
+        <w:tabs>
+          <w:tab w:val="num" w:pos="6480"/>
+        </w:tabs>
+        <w:ind w:left="6480" w:hanging="360"/>
+      </w:pPr>
+      <w:rPr>
+        <w:rFonts w:ascii="Wingdings" w:hAnsi="Wingdings" w:hint="default"/>
+        <w:sz w:val="20"/>
+      </w:rPr>
+    </w:lvl>
+  </w:abstractNum>
+  <w:abstractNum w:abstractNumId="4" w15:restartNumberingAfterBreak="0">
+    <w:nsid w:val="76CA78B9"/>
+    <w:multiLevelType w:val="multilevel"/>
+    <w:tmpl w:val="6A6629C4"/>
+    <w:lvl w:ilvl="0">
+      <w:start w:val="1"/>
+      <w:numFmt w:val="decimal"/>
+      <w:lvlText w:val="%1."/>
+      <w:lvlJc w:val="left"/>
+      <w:pPr>
+        <w:tabs>
+          <w:tab w:val="num" w:pos="720"/>
+        </w:tabs>
+        <w:ind w:left="720" w:hanging="360"/>
+      </w:pPr>
+    </w:lvl>
+    <w:lvl w:ilvl="1">
+      <w:start w:val="1"/>
+      <w:numFmt w:val="bullet"/>
+      <w:lvlText w:val="o"/>
+      <w:lvlJc w:val="left"/>
+      <w:pPr>
+        <w:tabs>
+          <w:tab w:val="num" w:pos="1440"/>
+        </w:tabs>
+        <w:ind w:left="1440" w:hanging="360"/>
+      </w:pPr>
+      <w:rPr>
+        <w:rFonts w:ascii="Courier New" w:hAnsi="Courier New" w:hint="default"/>
+        <w:sz w:val="20"/>
+      </w:rPr>
+    </w:lvl>
+    <w:lvl w:ilvl="2" w:tentative="1">
+      <w:start w:val="1"/>
+      <w:numFmt w:val="decimal"/>
+      <w:lvlText w:val="%3."/>
+      <w:lvlJc w:val="left"/>
+      <w:pPr>
+        <w:tabs>
+          <w:tab w:val="num" w:pos="2160"/>
+        </w:tabs>
+        <w:ind w:left="2160" w:hanging="360"/>
+      </w:pPr>
+    </w:lvl>
+    <w:lvl w:ilvl="3" w:tentative="1">
+      <w:start w:val="1"/>
+      <w:numFmt w:val="decimal"/>
+      <w:lvlText w:val="%4."/>
+      <w:lvlJc w:val="left"/>
+      <w:pPr>
+        <w:tabs>
+          <w:tab w:val="num" w:pos="2880"/>
+        </w:tabs>
+        <w:ind w:left="2880" w:hanging="360"/>
+      </w:pPr>
+    </w:lvl>
+    <w:lvl w:ilvl="4" w:tentative="1">
+      <w:start w:val="1"/>
+      <w:numFmt w:val="decimal"/>
+      <w:lvlText w:val="%5."/>
+      <w:lvlJc w:val="left"/>
+      <w:pPr>
+        <w:tabs>
+          <w:tab w:val="num" w:pos="3600"/>
+        </w:tabs>
+        <w:ind w:left="3600" w:hanging="360"/>
+      </w:pPr>
+    </w:lvl>
+    <w:lvl w:ilvl="5" w:tentative="1">
+      <w:start w:val="1"/>
+      <w:numFmt w:val="decimal"/>
+      <w:lvlText w:val="%6."/>
+      <w:lvlJc w:val="left"/>
+      <w:pPr>
+        <w:tabs>
+          <w:tab w:val="num" w:pos="4320"/>
+        </w:tabs>
+        <w:ind w:left="4320" w:hanging="360"/>
+      </w:pPr>
+    </w:lvl>
+    <w:lvl w:ilvl="6" w:tentative="1">
+      <w:start w:val="1"/>
+      <w:numFmt w:val="decimal"/>
+      <w:lvlText w:val="%7."/>
+      <w:lvlJc w:val="left"/>
+      <w:pPr>
+        <w:tabs>
+          <w:tab w:val="num" w:pos="5040"/>
+        </w:tabs>
+        <w:ind w:left="5040" w:hanging="360"/>
+      </w:pPr>
+    </w:lvl>
+    <w:lvl w:ilvl="7" w:tentative="1">
+      <w:start w:val="1"/>
+      <w:numFmt w:val="decimal"/>
+      <w:lvlText w:val="%8."/>
+      <w:lvlJc w:val="left"/>
+      <w:pPr>
+        <w:tabs>
+          <w:tab w:val="num" w:pos="5760"/>
+        </w:tabs>
+        <w:ind w:left="5760" w:hanging="360"/>
+      </w:pPr>
+    </w:lvl>
+    <w:lvl w:ilvl="8" w:tentative="1">
+      <w:start w:val="1"/>
+      <w:numFmt w:val="decimal"/>
+      <w:lvlText w:val="%9."/>
+      <w:lvlJc w:val="left"/>
+      <w:pPr>
+        <w:tabs>
+          <w:tab w:val="num" w:pos="6480"/>
+        </w:tabs>
+        <w:ind w:left="6480" w:hanging="360"/>
+      </w:pPr>
+    </w:lvl>
+  </w:abstractNum>
+  <w:num w:numId="1" w16cid:durableId="1844271702">
+    <w:abstractNumId w:val="3"/>
+  </w:num>
+  <w:num w:numId="2" w16cid:durableId="985282170">
+    <w:abstractNumId w:val="0"/>
+  </w:num>
+  <w:num w:numId="3" w16cid:durableId="1147627325">
+    <w:abstractNumId w:val="4"/>
+  </w:num>
+  <w:num w:numId="4" w16cid:durableId="850755476">
+    <w:abstractNumId w:val="2"/>
+  </w:num>
+  <w:num w:numId="5" w16cid:durableId="1938904091">
+    <w:abstractNumId w:val="1"/>
+  </w:num>
+</w:numbering>
 </file>
 
 <file path=word/styles.xml><?xml version="1.0" encoding="utf-8"?>
@@ -496,7 +1556,6 @@
     <w:next w:val="Normal"/>
     <w:link w:val="Heading3Char"/>
     <w:uiPriority w:val="9"/>
-    <w:semiHidden/>
     <w:unhideWhenUsed/>
     <w:qFormat/>
     <w:rsid w:val="00A601F6"/>
@@ -704,7 +1763,6 @@
     <w:basedOn w:val="DefaultParagraphFont"/>
     <w:link w:val="Heading3"/>
     <w:uiPriority w:val="9"/>
-    <w:semiHidden/>
     <w:rsid w:val="00A601F6"/>
     <w:rPr>
       <w:rFonts w:eastAsiaTheme="majorEastAsia" w:cstheme="majorBidi"/>
@@ -961,6 +2019,147 @@
       <w:color w:val="0F4761" w:themeColor="accent1" w:themeShade="BF"/>
       <w:spacing w:val="5"/>
     </w:rPr>
+  </w:style>
+  <w:style w:type="paragraph" w:styleId="NormalWeb">
+    <w:name w:val="Normal (Web)"/>
+    <w:basedOn w:val="Normal"/>
+    <w:uiPriority w:val="99"/>
+    <w:semiHidden/>
+    <w:unhideWhenUsed/>
+    <w:rsid w:val="00606C38"/>
+    <w:pPr>
+      <w:spacing w:before="100" w:beforeAutospacing="1" w:after="100" w:afterAutospacing="1" w:line="240" w:lineRule="auto"/>
+    </w:pPr>
+    <w:rPr>
+      <w:rFonts w:ascii="Times New Roman" w:eastAsia="Times New Roman" w:hAnsi="Times New Roman" w:cs="Times New Roman"/>
+      <w:kern w:val="0"/>
+      <w14:ligatures w14:val="none"/>
+    </w:rPr>
+  </w:style>
+  <w:style w:type="character" w:customStyle="1" w:styleId="citation-119">
+    <w:name w:val="citation-119"/>
+    <w:basedOn w:val="DefaultParagraphFont"/>
+    <w:rsid w:val="00606C38"/>
+  </w:style>
+  <w:style w:type="character" w:customStyle="1" w:styleId="apple-converted-space">
+    <w:name w:val="apple-converted-space"/>
+    <w:basedOn w:val="DefaultParagraphFont"/>
+    <w:rsid w:val="00606C38"/>
+  </w:style>
+  <w:style w:type="character" w:customStyle="1" w:styleId="citation-118">
+    <w:name w:val="citation-118"/>
+    <w:basedOn w:val="DefaultParagraphFont"/>
+    <w:rsid w:val="00606C38"/>
+  </w:style>
+  <w:style w:type="character" w:customStyle="1" w:styleId="citation-109">
+    <w:name w:val="citation-109"/>
+    <w:basedOn w:val="DefaultParagraphFont"/>
+    <w:rsid w:val="00606C38"/>
+  </w:style>
+  <w:style w:type="character" w:customStyle="1" w:styleId="citation-108">
+    <w:name w:val="citation-108"/>
+    <w:basedOn w:val="DefaultParagraphFont"/>
+    <w:rsid w:val="00606C38"/>
+  </w:style>
+  <w:style w:type="character" w:customStyle="1" w:styleId="citation-107">
+    <w:name w:val="citation-107"/>
+    <w:basedOn w:val="DefaultParagraphFont"/>
+    <w:rsid w:val="00606C38"/>
+  </w:style>
+  <w:style w:type="character" w:customStyle="1" w:styleId="citation-106">
+    <w:name w:val="citation-106"/>
+    <w:basedOn w:val="DefaultParagraphFont"/>
+    <w:rsid w:val="00606C38"/>
+  </w:style>
+  <w:style w:type="character" w:customStyle="1" w:styleId="citation-105">
+    <w:name w:val="citation-105"/>
+    <w:basedOn w:val="DefaultParagraphFont"/>
+    <w:rsid w:val="00606C38"/>
+  </w:style>
+  <w:style w:type="character" w:customStyle="1" w:styleId="citation-193">
+    <w:name w:val="citation-193"/>
+    <w:basedOn w:val="DefaultParagraphFont"/>
+    <w:rsid w:val="00A1001F"/>
+  </w:style>
+  <w:style w:type="character" w:customStyle="1" w:styleId="citation-192">
+    <w:name w:val="citation-192"/>
+    <w:basedOn w:val="DefaultParagraphFont"/>
+    <w:rsid w:val="00A1001F"/>
+  </w:style>
+  <w:style w:type="character" w:customStyle="1" w:styleId="citation-191">
+    <w:name w:val="citation-191"/>
+    <w:basedOn w:val="DefaultParagraphFont"/>
+    <w:rsid w:val="00A1001F"/>
+  </w:style>
+  <w:style w:type="character" w:customStyle="1" w:styleId="citation-190">
+    <w:name w:val="citation-190"/>
+    <w:basedOn w:val="DefaultParagraphFont"/>
+    <w:rsid w:val="00A1001F"/>
+  </w:style>
+  <w:style w:type="character" w:customStyle="1" w:styleId="citation-189">
+    <w:name w:val="citation-189"/>
+    <w:basedOn w:val="DefaultParagraphFont"/>
+    <w:rsid w:val="00A1001F"/>
+  </w:style>
+  <w:style w:type="character" w:customStyle="1" w:styleId="citation-188">
+    <w:name w:val="citation-188"/>
+    <w:basedOn w:val="DefaultParagraphFont"/>
+    <w:rsid w:val="00A1001F"/>
+  </w:style>
+  <w:style w:type="character" w:customStyle="1" w:styleId="citation-187">
+    <w:name w:val="citation-187"/>
+    <w:basedOn w:val="DefaultParagraphFont"/>
+    <w:rsid w:val="00A1001F"/>
+  </w:style>
+  <w:style w:type="character" w:customStyle="1" w:styleId="citation-186">
+    <w:name w:val="citation-186"/>
+    <w:basedOn w:val="DefaultParagraphFont"/>
+    <w:rsid w:val="00A1001F"/>
+  </w:style>
+  <w:style w:type="character" w:customStyle="1" w:styleId="citation-185">
+    <w:name w:val="citation-185"/>
+    <w:basedOn w:val="DefaultParagraphFont"/>
+    <w:rsid w:val="00A1001F"/>
+  </w:style>
+  <w:style w:type="character" w:customStyle="1" w:styleId="citation-184">
+    <w:name w:val="citation-184"/>
+    <w:basedOn w:val="DefaultParagraphFont"/>
+    <w:rsid w:val="00A1001F"/>
+  </w:style>
+  <w:style w:type="character" w:customStyle="1" w:styleId="citation-183">
+    <w:name w:val="citation-183"/>
+    <w:basedOn w:val="DefaultParagraphFont"/>
+    <w:rsid w:val="00A1001F"/>
+  </w:style>
+  <w:style w:type="character" w:customStyle="1" w:styleId="citation-182">
+    <w:name w:val="citation-182"/>
+    <w:basedOn w:val="DefaultParagraphFont"/>
+    <w:rsid w:val="00A1001F"/>
+  </w:style>
+  <w:style w:type="character" w:customStyle="1" w:styleId="citation-181">
+    <w:name w:val="citation-181"/>
+    <w:basedOn w:val="DefaultParagraphFont"/>
+    <w:rsid w:val="00A1001F"/>
+  </w:style>
+  <w:style w:type="character" w:customStyle="1" w:styleId="citation-180">
+    <w:name w:val="citation-180"/>
+    <w:basedOn w:val="DefaultParagraphFont"/>
+    <w:rsid w:val="00A1001F"/>
+  </w:style>
+  <w:style w:type="character" w:customStyle="1" w:styleId="citation-179">
+    <w:name w:val="citation-179"/>
+    <w:basedOn w:val="DefaultParagraphFont"/>
+    <w:rsid w:val="00A1001F"/>
+  </w:style>
+  <w:style w:type="character" w:customStyle="1" w:styleId="citation-178">
+    <w:name w:val="citation-178"/>
+    <w:basedOn w:val="DefaultParagraphFont"/>
+    <w:rsid w:val="00A1001F"/>
+  </w:style>
+  <w:style w:type="character" w:customStyle="1" w:styleId="citation-177">
+    <w:name w:val="citation-177"/>
+    <w:basedOn w:val="DefaultParagraphFont"/>
+    <w:rsid w:val="00A1001F"/>
   </w:style>
 </w:styles>
 </file>
